--- a/docs/HANDOVER-RUN-SAMPLE.docx
+++ b/docs/HANDOVER-RUN-SAMPLE.docx
@@ -2,33 +2,7 @@
 <file path=word/document.xml><?xml version="1.0" encoding="utf-8"?>
 <w:document xmlns:w="http://schemas.openxmlformats.org/wordprocessingml/2006/main" xmlns:m="http://schemas.openxmlformats.org/officeDocument/2006/math" xmlns:r="http://schemas.openxmlformats.org/officeDocument/2006/relationships" xmlns:o="urn:schemas-microsoft-com:office:office" xmlns:v="urn:schemas-microsoft-com:vml" xmlns:w10="urn:schemas-microsoft-com:office:word" xmlns:a="http://schemas.openxmlformats.org/drawingml/2006/main" xmlns:pic="http://schemas.openxmlformats.org/drawingml/2006/picture" xmlns:wp="http://schemas.openxmlformats.org/drawingml/2006/wordprocessingDrawing">
   <w:body>
-    <w:sdt>
-      <w:sdtPr>
-        <w:docPartObj>
-          <w:docPartGallery w:val="Table of Contents"/>
-          <w:docPartUnique/>
-        </w:docPartObj>
-      </w:sdtPr>
-      <w:sdtContent>
-        <w:p>
-          <w:pPr>
-            <w:pStyle w:val="TOCHeading"/>
-          </w:pPr>
-          <w:r>
-            <w:t xml:space="preserve">Table of Contents</w:t>
-          </w:r>
-        </w:p>
-        <w:p>
-          <w:r>
-            <w:fldChar w:fldCharType="begin" w:dirty="true"/>
-            <w:instrText xml:space="preserve">TOC \o "1-2" \h \z \u</w:instrText>
-            <w:fldChar w:fldCharType="separate"/>
-            <w:fldChar w:fldCharType="end"/>
-          </w:r>
-        </w:p>
-      </w:sdtContent>
-    </w:sdt>
-    <w:bookmarkStart w:id="26" w:name="handover--how-to-run-the-sample-solution"/>
+    <w:bookmarkStart w:id="26" w:name="handover-how-to-run-the-sample-solution"/>
     <w:p>
       <w:pPr>
         <w:pStyle w:val="Heading1"/>
@@ -51,7 +25,7 @@
         <w:t xml:space="preserve">mock MCG server. ~10 minutes from a fresh machine.</w:t>
       </w:r>
     </w:p>
-    <w:bookmarkStart w:id="9" w:name="Xe0afe458be0680b60f084526fdf22589428a863"/>
+    <w:bookmarkStart w:id="9" w:name="prerequisites"/>
     <w:p>
       <w:pPr>
         <w:pStyle w:val="Heading2"/>
@@ -71,7 +45,8 @@
     <w:tbl>
       <w:tblPr>
         <w:tblStyle w:val="Table"/>
-        <w:tblW w:type="auto" w:w="0"/>
+        <w:tblW w:type="pct" w:w="5000"/>
+        <w:tblLayout w:type="fixed"/>
         <w:tblLook w:firstRow="1" w:lastRow="0" w:firstColumn="0" w:lastColumn="0" w:noHBand="0" w:noVBand="0" w:val="0020"/>
       </w:tblPr>
       <w:tblGrid>
@@ -129,7 +104,7 @@
                 <w:b/>
                 <w:bCs/>
               </w:rPr>
-              <w:t xml:space="preserve">.NET 10 SDK</w:t>
+              <w:t xml:space="preserve">.NET 8 SDK</w:t>
             </w:r>
           </w:p>
         </w:tc>
@@ -169,7 +144,7 @@
               <w:rPr>
                 <w:rStyle w:val="VerbatimChar"/>
               </w:rPr>
-              <w:t xml:space="preserve">10.0.x</w:t>
+              <w:t xml:space="preserve">8.0.x</w:t>
             </w:r>
           </w:p>
         </w:tc>
@@ -393,17 +368,59 @@
         <w:rPr>
           <w:rStyle w:val="VerbatimChar"/>
         </w:rPr>
-        <w:t xml:space="preserve">net10.0</w:t>
-      </w:r>
-      <w:r>
-        <w:t xml:space="preserve"> </w:t>
-      </w:r>
-      <w:r>
-        <w:t xml:space="preserve">exclusively. .NET 8 / .NET 9 won't compile it.</w:t>
+        <w:t xml:space="preserve">net8.0</w:t>
+      </w:r>
+      <w:r>
+        <w:t xml:space="preserve">. A</w:t>
+      </w:r>
+      <w:r>
+        <w:t xml:space="preserve"> </w:t>
+      </w:r>
+      <w:r>
+        <w:rPr>
+          <w:rStyle w:val="VerbatimChar"/>
+        </w:rPr>
+        <w:t xml:space="preserve">global.json</w:t>
+      </w:r>
+      <w:r>
+        <w:t xml:space="preserve"> </w:t>
+      </w:r>
+      <w:r>
+        <w:t xml:space="preserve">at the repo root pins the SDK to</w:t>
+      </w:r>
+      <w:r>
+        <w:t xml:space="preserve"> </w:t>
+      </w:r>
+      <w:r>
+        <w:t xml:space="preserve">the 8.0 band (</w:t>
+      </w:r>
+      <w:r>
+        <w:rPr>
+          <w:rStyle w:val="VerbatimChar"/>
+        </w:rPr>
+        <w:t xml:space="preserve">rollForward: latestFeature</w:t>
+      </w:r>
+      <w:r>
+        <w:t xml:space="preserve">), so any installed</w:t>
+      </w:r>
+      <w:r>
+        <w:t xml:space="preserve"> </w:t>
+      </w:r>
+      <w:r>
+        <w:rPr>
+          <w:rStyle w:val="VerbatimChar"/>
+        </w:rPr>
+        <w:t xml:space="preserve">8.0.x</w:t>
+      </w:r>
+      <w:r>
+        <w:t xml:space="preserve"> </w:t>
+      </w:r>
+      <w:r>
+        <w:t xml:space="preserve">SDK builds it.</w:t>
       </w:r>
     </w:p>
     <w:bookmarkEnd w:id="9"/>
-    <w:bookmarkStart w:id="10" w:name="X1405123c0b980a7b7db2de0c33f29b6651ef370"/>
+    <w:bookmarkStart w:id="10" w:name="get-the-code"/>
     <w:p>
       <w:pPr>
         <w:pStyle w:val="Heading2"/>
@@ -500,7 +517,7 @@
         <w:pStyle w:val="FirstParagraph"/>
       </w:pPr>
       <w:r>
-        <w:t xml:space="preserve">If you've been given a zip instead, extract and</w:t>
+        <w:t xml:space="preserve">If you’ve been given a zip instead, extract and</w:t>
       </w:r>
       <w:r>
         <w:t xml:space="preserve"> </w:t>
@@ -534,7 +551,7 @@
       </w:r>
     </w:p>
     <w:bookmarkEnd w:id="10"/>
-    <w:bookmarkStart w:id="11" w:name="X2fa47b04ece960cd47e132ff99063fb65dbb1bf"/>
+    <w:bookmarkStart w:id="11" w:name="restore-build"/>
     <w:p>
       <w:pPr>
         <w:pStyle w:val="Heading2"/>
@@ -584,6 +601,666 @@
       </w:r>
       <w:r>
         <w:t xml:space="preserve">across 5 projects:</w:t>
+      </w:r>
+      <w:r>
+        <w:t xml:space="preserve"> </w:t>
+      </w:r>
+      <w:r>
+        <w:t xml:space="preserve">-</w:t>
+      </w:r>
+      <w:r>
+        <w:t xml:space="preserve"> </w:t>
+      </w:r>
+      <w:r>
+        <w:rPr>
+          <w:rStyle w:val="VerbatimChar"/>
+        </w:rPr>
+        <w:t xml:space="preserve">MCGCareWEBQI.Shared</w:t>
+      </w:r>
+      <w:r>
+        <w:t xml:space="preserve"> </w:t>
+      </w:r>
+      <w:r>
+        <w:t xml:space="preserve">-</w:t>
+      </w:r>
+      <w:r>
+        <w:t xml:space="preserve"> </w:t>
+      </w:r>
+      <w:r>
+        <w:rPr>
+          <w:rStyle w:val="VerbatimChar"/>
+        </w:rPr>
+        <w:t xml:space="preserve">MCGCareWEBQI.Data</w:t>
+      </w:r>
+      <w:r>
+        <w:t xml:space="preserve"> </w:t>
+      </w:r>
+      <w:r>
+        <w:t xml:space="preserve">-</w:t>
+      </w:r>
+      <w:r>
+        <w:t xml:space="preserve"> </w:t>
+      </w:r>
+      <w:r>
+        <w:rPr>
+          <w:rStyle w:val="VerbatimChar"/>
+        </w:rPr>
+        <w:t xml:space="preserve">MCGCareWEBQI.Bridge</w:t>
+      </w:r>
+      <w:r>
+        <w:t xml:space="preserve"> </w:t>
+      </w:r>
+      <w:r>
+        <w:t xml:space="preserve">-</w:t>
+      </w:r>
+      <w:r>
+        <w:t xml:space="preserve"> </w:t>
+      </w:r>
+      <w:r>
+        <w:rPr>
+          <w:rStyle w:val="VerbatimChar"/>
+        </w:rPr>
+        <w:t xml:space="preserve">MCGCareWEBQI.MockServer</w:t>
+      </w:r>
+      <w:r>
+        <w:t xml:space="preserve"> </w:t>
+      </w:r>
+      <w:r>
+        <w:t xml:space="preserve">-</w:t>
+      </w:r>
+      <w:r>
+        <w:t xml:space="preserve"> </w:t>
+      </w:r>
+      <w:r>
+        <w:rPr>
+          <w:rStyle w:val="VerbatimChar"/>
+        </w:rPr>
+        <w:t xml:space="preserve">MCGCareWEBQI.Tests</w:t>
+      </w:r>
+    </w:p>
+    <w:bookmarkEnd w:id="11"/>
+    <w:bookmarkStart w:id="12" w:name="create-the-dev-database"/>
+    <w:p>
+      <w:pPr>
+        <w:pStyle w:val="Heading2"/>
+      </w:pPr>
+      <w:r>
+        <w:t xml:space="preserve">4. Create the dev database</w:t>
+      </w:r>
+    </w:p>
+    <w:p>
+      <w:pPr>
+        <w:pStyle w:val="SourceCode"/>
+      </w:pPr>
+      <w:r>
+        <w:rPr>
+          <w:rStyle w:val="NormalTok"/>
+        </w:rPr>
+        <w:t xml:space="preserve">sqllocaldb </w:t>
+      </w:r>
+      <w:r>
+        <w:rPr>
+          <w:rStyle w:val="FunctionTok"/>
+        </w:rPr>
+        <w:t xml:space="preserve">start</w:t>
+      </w:r>
+      <w:r>
+        <w:rPr>
+          <w:rStyle w:val="NormalTok"/>
+        </w:rPr>
+        <w:t xml:space="preserve"> MSSQLLocalDB</w:t>
+      </w:r>
+      <w:r>
+        <w:br/>
+      </w:r>
+      <w:r>
+        <w:rPr>
+          <w:rStyle w:val="NormalTok"/>
+        </w:rPr>
+        <w:t xml:space="preserve">sqlcmd </w:t>
+      </w:r>
+      <w:r>
+        <w:rPr>
+          <w:rStyle w:val="OperatorTok"/>
+        </w:rPr>
+        <w:t xml:space="preserve">-</w:t>
+      </w:r>
+      <w:r>
+        <w:rPr>
+          <w:rStyle w:val="NormalTok"/>
+        </w:rPr>
+        <w:t xml:space="preserve">S </w:t>
+      </w:r>
+      <w:r>
+        <w:rPr>
+          <w:rStyle w:val="StringTok"/>
+        </w:rPr>
+        <w:t xml:space="preserve">"(localdb)\MSSQLLocalDB"</w:t>
+      </w:r>
+      <w:r>
+        <w:rPr>
+          <w:rStyle w:val="NormalTok"/>
+        </w:rPr>
+        <w:t xml:space="preserve"> </w:t>
+      </w:r>
+      <w:r>
+        <w:rPr>
+          <w:rStyle w:val="OperatorTok"/>
+        </w:rPr>
+        <w:t xml:space="preserve">-</w:t>
+      </w:r>
+      <w:r>
+        <w:rPr>
+          <w:rStyle w:val="NormalTok"/>
+        </w:rPr>
+        <w:t xml:space="preserve">Q </w:t>
+      </w:r>
+      <w:r>
+        <w:rPr>
+          <w:rStyle w:val="StringTok"/>
+        </w:rPr>
+        <w:t xml:space="preserve">"IF DB_ID('MCGCareWEBQI_Dev') IS NULL CREATE DATABASE MCGCareWEBQI_Dev"</w:t>
+      </w:r>
+      <w:r>
+        <w:br/>
+      </w:r>
+      <w:r>
+        <w:rPr>
+          <w:rStyle w:val="NormalTok"/>
+        </w:rPr>
+        <w:t xml:space="preserve">sqlcmd </w:t>
+      </w:r>
+      <w:r>
+        <w:rPr>
+          <w:rStyle w:val="OperatorTok"/>
+        </w:rPr>
+        <w:t xml:space="preserve">-</w:t>
+      </w:r>
+      <w:r>
+        <w:rPr>
+          <w:rStyle w:val="NormalTok"/>
+        </w:rPr>
+        <w:t xml:space="preserve">S </w:t>
+      </w:r>
+      <w:r>
+        <w:rPr>
+          <w:rStyle w:val="StringTok"/>
+        </w:rPr>
+        <w:t xml:space="preserve">"(localdb)\MSSQLLocalDB"</w:t>
+      </w:r>
+      <w:r>
+        <w:rPr>
+          <w:rStyle w:val="NormalTok"/>
+        </w:rPr>
+        <w:t xml:space="preserve"> </w:t>
+      </w:r>
+      <w:r>
+        <w:rPr>
+          <w:rStyle w:val="OperatorTok"/>
+        </w:rPr>
+        <w:t xml:space="preserve">-</w:t>
+      </w:r>
+      <w:r>
+        <w:rPr>
+          <w:rStyle w:val="NormalTok"/>
+        </w:rPr>
+        <w:t xml:space="preserve">d MCGCareWEBQI_Dev </w:t>
+      </w:r>
+      <w:r>
+        <w:rPr>
+          <w:rStyle w:val="OperatorTok"/>
+        </w:rPr>
+        <w:t xml:space="preserve">-</w:t>
+      </w:r>
+      <w:r>
+        <w:rPr>
+          <w:rStyle w:val="NormalTok"/>
+        </w:rPr>
+        <w:t xml:space="preserve">i db\schema</w:t>
+      </w:r>
+      <w:r>
+        <w:rPr>
+          <w:rStyle w:val="OperatorTok"/>
+        </w:rPr>
+        <w:t xml:space="preserve">.</w:t>
+      </w:r>
+      <w:r>
+        <w:rPr>
+          <w:rStyle w:val="FunctionTok"/>
+        </w:rPr>
+        <w:t xml:space="preserve">sql</w:t>
+      </w:r>
+    </w:p>
+    <w:p>
+      <w:pPr>
+        <w:pStyle w:val="FirstParagraph"/>
+      </w:pPr>
+      <w:r>
+        <w:t xml:space="preserve">Verify tables created:</w:t>
+      </w:r>
+    </w:p>
+    <w:p>
+      <w:pPr>
+        <w:pStyle w:val="SourceCode"/>
+      </w:pPr>
+      <w:r>
+        <w:rPr>
+          <w:rStyle w:val="NormalTok"/>
+        </w:rPr>
+        <w:t xml:space="preserve">sqlcmd </w:t>
+      </w:r>
+      <w:r>
+        <w:rPr>
+          <w:rStyle w:val="OperatorTok"/>
+        </w:rPr>
+        <w:t xml:space="preserve">-</w:t>
+      </w:r>
+      <w:r>
+        <w:rPr>
+          <w:rStyle w:val="NormalTok"/>
+        </w:rPr>
+        <w:t xml:space="preserve">S </w:t>
+      </w:r>
+      <w:r>
+        <w:rPr>
+          <w:rStyle w:val="StringTok"/>
+        </w:rPr>
+        <w:t xml:space="preserve">"(localdb)\MSSQLLocalDB"</w:t>
+      </w:r>
+      <w:r>
+        <w:rPr>
+          <w:rStyle w:val="NormalTok"/>
+        </w:rPr>
+        <w:t xml:space="preserve"> </w:t>
+      </w:r>
+      <w:r>
+        <w:rPr>
+          <w:rStyle w:val="OperatorTok"/>
+        </w:rPr>
+        <w:t xml:space="preserve">-</w:t>
+      </w:r>
+      <w:r>
+        <w:rPr>
+          <w:rStyle w:val="NormalTok"/>
+        </w:rPr>
+        <w:t xml:space="preserve">d MCGCareWEBQI_Dev </w:t>
+      </w:r>
+      <w:r>
+        <w:rPr>
+          <w:rStyle w:val="OperatorTok"/>
+        </w:rPr>
+        <w:t xml:space="preserve">-</w:t>
+      </w:r>
+      <w:r>
+        <w:rPr>
+          <w:rStyle w:val="NormalTok"/>
+        </w:rPr>
+        <w:t xml:space="preserve">Q </w:t>
+      </w:r>
+      <w:r>
+        <w:rPr>
+          <w:rStyle w:val="StringTok"/>
+        </w:rPr>
+        <w:t xml:space="preserve">"SELECT name FROM sys.tables ORDER BY name"</w:t>
+      </w:r>
+    </w:p>
+    <w:p>
+      <w:pPr>
+        <w:pStyle w:val="FirstParagraph"/>
+      </w:pPr>
+      <w:r>
+        <w:t xml:space="preserve">You should see</w:t>
+      </w:r>
+      <w:r>
+        <w:t xml:space="preserve"> </w:t>
+      </w:r>
+      <w:r>
+        <w:rPr>
+          <w:rStyle w:val="VerbatimChar"/>
+        </w:rPr>
+        <w:t xml:space="preserve">IntegrationAudit</w:t>
+      </w:r>
+      <w:r>
+        <w:t xml:space="preserve"> </w:t>
+      </w:r>
+      <w:r>
+        <w:t xml:space="preserve">and</w:t>
+      </w:r>
+      <w:r>
+        <w:t xml:space="preserve"> </w:t>
+      </w:r>
+      <w:r>
+        <w:rPr>
+          <w:rStyle w:val="VerbatimChar"/>
+        </w:rPr>
+        <w:t xml:space="preserve">IntegrationTransaction</w:t>
+      </w:r>
+      <w:r>
+        <w:t xml:space="preserve">.</w:t>
+      </w:r>
+    </w:p>
+    <w:bookmarkEnd w:id="12"/>
+    <w:bookmarkStart w:id="13" w:name="run-unit-tests"/>
+    <w:p>
+      <w:pPr>
+        <w:pStyle w:val="Heading2"/>
+      </w:pPr>
+      <w:r>
+        <w:t xml:space="preserve">5. Run unit tests</w:t>
+      </w:r>
+    </w:p>
+    <w:p>
+      <w:pPr>
+        <w:pStyle w:val="SourceCode"/>
+      </w:pPr>
+      <w:r>
+        <w:rPr>
+          <w:rStyle w:val="NormalTok"/>
+        </w:rPr>
+        <w:t xml:space="preserve">dotnet test</w:t>
+      </w:r>
+    </w:p>
+    <w:p>
+      <w:pPr>
+        <w:pStyle w:val="FirstParagraph"/>
+      </w:pPr>
+      <w:r>
+        <w:t xml:space="preserve">Expected:</w:t>
+      </w:r>
+      <w:r>
+        <w:t xml:space="preserve"> </w:t>
+      </w:r>
+      <w:r>
+        <w:rPr>
+          <w:rStyle w:val="VerbatimChar"/>
+        </w:rPr>
+        <w:t xml:space="preserve">Passed!  - Failed: 0, Passed: 12, Skipped: 0</w:t>
+      </w:r>
+      <w:r>
+        <w:t xml:space="preserve"> </w:t>
+      </w:r>
+      <w:r>
+        <w:t xml:space="preserve">covering Hash, McgRequestBuilder, and CwqiMessage parsing.</w:t>
+      </w:r>
+    </w:p>
+    <w:bookmarkEnd w:id="13"/>
+    <w:bookmarkStart w:id="14" w:name="run-the-two-servers"/>
+    <w:p>
+      <w:pPr>
+        <w:pStyle w:val="Heading2"/>
+      </w:pPr>
+      <w:r>
+        <w:t xml:space="preserve">6. Run the two servers</w:t>
+      </w:r>
+    </w:p>
+    <w:p>
+      <w:pPr>
+        <w:pStyle w:val="FirstParagraph"/>
+      </w:pPr>
+      <w:r>
+        <w:t xml:space="preserve">You need</w:t>
+      </w:r>
+      <w:r>
+        <w:t xml:space="preserve"> </w:t>
+      </w:r>
+      <w:r>
+        <w:rPr>
+          <w:b/>
+          <w:bCs/>
+        </w:rPr>
+        <w:t xml:space="preserve">two PowerShell windows</w:t>
+      </w:r>
+      <w:r>
+        <w:t xml:space="preserve"> </w:t>
+      </w:r>
+      <w:r>
+        <w:t xml:space="preserve">open simultaneously:</w:t>
+      </w:r>
+    </w:p>
+    <w:p>
+      <w:pPr>
+        <w:pStyle w:val="BodyText"/>
+      </w:pPr>
+      <w:r>
+        <w:rPr>
+          <w:b/>
+          <w:bCs/>
+        </w:rPr>
+        <w:t xml:space="preserve">Window A — Mock MCG server</w:t>
+      </w:r>
+      <w:r>
+        <w:t xml:space="preserve"> </w:t>
+      </w:r>
+      <w:r>
+        <w:t xml:space="preserve">(stands in for real MCG until keys arrive):</w:t>
+      </w:r>
+    </w:p>
+    <w:p>
+      <w:pPr>
+        <w:pStyle w:val="SourceCode"/>
+      </w:pPr>
+      <w:r>
+        <w:rPr>
+          <w:rStyle w:val="FunctionTok"/>
+        </w:rPr>
+        <w:t xml:space="preserve">cd</w:t>
+      </w:r>
+      <w:r>
+        <w:rPr>
+          <w:rStyle w:val="NormalTok"/>
+        </w:rPr>
+        <w:t xml:space="preserve"> C</w:t>
+      </w:r>
+      <w:r>
+        <w:rPr>
+          <w:rStyle w:val="OperatorTok"/>
+        </w:rPr>
+        <w:t xml:space="preserve">:</w:t>
+      </w:r>
+      <w:r>
+        <w:rPr>
+          <w:rStyle w:val="NormalTok"/>
+        </w:rPr>
+        <w:t xml:space="preserve">\src\mcg-bridge\MCGCareWEBQI_Net8</w:t>
+      </w:r>
+      <w:r>
+        <w:br/>
+      </w:r>
+      <w:r>
+        <w:rPr>
+          <w:rStyle w:val="NormalTok"/>
+        </w:rPr>
+        <w:t xml:space="preserve">dotnet run </w:t>
+      </w:r>
+      <w:r>
+        <w:rPr>
+          <w:rStyle w:val="OperatorTok"/>
+        </w:rPr>
+        <w:t xml:space="preserve">--</w:t>
+      </w:r>
+      <w:r>
+        <w:rPr>
+          <w:rStyle w:val="NormalTok"/>
+        </w:rPr>
+        <w:t xml:space="preserve">project src\MCGCareWEBQI</w:t>
+      </w:r>
+      <w:r>
+        <w:rPr>
+          <w:rStyle w:val="OperatorTok"/>
+        </w:rPr>
+        <w:t xml:space="preserve">.</w:t>
+      </w:r>
+      <w:r>
+        <w:rPr>
+          <w:rStyle w:val="FunctionTok"/>
+        </w:rPr>
+        <w:t xml:space="preserve">MockServer</w:t>
+      </w:r>
+      <w:r>
+        <w:br/>
+      </w:r>
+      <w:r>
+        <w:rPr>
+          <w:rStyle w:val="CommentTok"/>
+        </w:rPr>
+        <w:t xml:space="preserve"># Listens on http://localhost:7080</w:t>
+      </w:r>
+    </w:p>
+    <w:p>
+      <w:pPr>
+        <w:pStyle w:val="FirstParagraph"/>
+      </w:pPr>
+      <w:r>
+        <w:rPr>
+          <w:b/>
+          <w:bCs/>
+        </w:rPr>
+        <w:t xml:space="preserve">Window B — Bridge</w:t>
+      </w:r>
+      <w:r>
+        <w:t xml:space="preserve"> </w:t>
+      </w:r>
+      <w:r>
+        <w:t xml:space="preserve">(the actual integration service):</w:t>
+      </w:r>
+    </w:p>
+    <w:p>
+      <w:pPr>
+        <w:pStyle w:val="SourceCode"/>
+      </w:pPr>
+      <w:r>
+        <w:rPr>
+          <w:rStyle w:val="FunctionTok"/>
+        </w:rPr>
+        <w:t xml:space="preserve">cd</w:t>
+      </w:r>
+      <w:r>
+        <w:rPr>
+          <w:rStyle w:val="NormalTok"/>
+        </w:rPr>
+        <w:t xml:space="preserve"> C</w:t>
+      </w:r>
+      <w:r>
+        <w:rPr>
+          <w:rStyle w:val="OperatorTok"/>
+        </w:rPr>
+        <w:t xml:space="preserve">:</w:t>
+      </w:r>
+      <w:r>
+        <w:rPr>
+          <w:rStyle w:val="NormalTok"/>
+        </w:rPr>
+        <w:t xml:space="preserve">\src\mcg-bridge\MCGCareWEBQI_Net8</w:t>
+      </w:r>
+      <w:r>
+        <w:br/>
+      </w:r>
+      <w:r>
+        <w:rPr>
+          <w:rStyle w:val="NormalTok"/>
+        </w:rPr>
+        <w:t xml:space="preserve">dotnet run </w:t>
+      </w:r>
+      <w:r>
+        <w:rPr>
+          <w:rStyle w:val="OperatorTok"/>
+        </w:rPr>
+        <w:t xml:space="preserve">--</w:t>
+      </w:r>
+      <w:r>
+        <w:rPr>
+          <w:rStyle w:val="NormalTok"/>
+        </w:rPr>
+        <w:t xml:space="preserve">project src\MCGCareWEBQI</w:t>
+      </w:r>
+      <w:r>
+        <w:rPr>
+          <w:rStyle w:val="OperatorTok"/>
+        </w:rPr>
+        <w:t xml:space="preserve">.</w:t>
+      </w:r>
+      <w:r>
+        <w:rPr>
+          <w:rStyle w:val="FunctionTok"/>
+        </w:rPr>
+        <w:t xml:space="preserve">Bridge</w:t>
+      </w:r>
+      <w:r>
+        <w:br/>
+      </w:r>
+      <w:r>
+        <w:rPr>
+          <w:rStyle w:val="CommentTok"/>
+        </w:rPr>
+        <w:t xml:space="preserve"># Listens on http://localhost:7090</w:t>
+      </w:r>
+    </w:p>
+    <w:p>
+      <w:pPr>
+        <w:pStyle w:val="FirstParagraph"/>
+      </w:pPr>
+      <w:r>
+        <w:t xml:space="preserve">Both processes stay running. Don’t close the windows.</w:t>
+      </w:r>
+    </w:p>
+    <w:bookmarkEnd w:id="14"/>
+    <w:bookmarkStart w:id="15" w:name="smoke-test-in-the-browser"/>
+    <w:p>
+      <w:pPr>
+        <w:pStyle w:val="Heading2"/>
+      </w:pPr>
+      <w:r>
+        <w:t xml:space="preserve">7. Smoke test in the browser</w:t>
+      </w:r>
+    </w:p>
+    <w:p>
+      <w:pPr>
+        <w:pStyle w:val="FirstParagraph"/>
+      </w:pPr>
+      <w:r>
+        <w:t xml:space="preserve">Open Chrome to</w:t>
+      </w:r>
+      <w:r>
+        <w:t xml:space="preserve"> </w:t>
+      </w:r>
+      <w:r>
+        <w:rPr>
+          <w:b/>
+          <w:bCs/>
+        </w:rPr>
+        <w:t xml:space="preserve">http://localhost:7090/demo</w:t>
+      </w:r>
+      <w:r>
+        <w:t xml:space="preserve">. You should see the EvokeConnect</w:t>
+      </w:r>
+      <w:r>
+        <w:t xml:space="preserve"> </w:t>
+      </w:r>
+      <w:r>
+        <w:t xml:space="preserve">Decision Review screen with</w:t>
+      </w:r>
+      <w:r>
+        <w:t xml:space="preserve"> </w:t>
+      </w:r>
+      <w:r>
+        <w:rPr>
+          <w:rStyle w:val="VerbatimChar"/>
+        </w:rPr>
+        <w:t xml:space="preserve">Auth 1109SYY0F · Donald W Charleston</w:t>
+      </w:r>
+      <w:r>
+        <w:t xml:space="preserve"> </w:t>
+      </w:r>
+      <w:r>
+        <w:t xml:space="preserve">at top.</w:t>
+      </w:r>
+    </w:p>
+    <w:p>
+      <w:pPr>
+        <w:pStyle w:val="BodyText"/>
+      </w:pPr>
+      <w:r>
+        <w:t xml:space="preserve">Run the 60-second click-through:</w:t>
       </w:r>
     </w:p>
     <w:p>
@@ -595,10 +1272,23 @@
         </w:numPr>
       </w:pPr>
       <w:r>
-        <w:rPr>
-          <w:rStyle w:val="VerbatimChar"/>
-        </w:rPr>
-        <w:t xml:space="preserve">MCGCareWEBQI.Shared</w:t>
+        <w:t xml:space="preserve">Scroll to</w:t>
+      </w:r>
+      <w:r>
+        <w:t xml:space="preserve"> </w:t>
+      </w:r>
+      <w:r>
+        <w:rPr>
+          <w:b/>
+          <w:bCs/>
+        </w:rPr>
+        <w:t xml:space="preserve">Decision Support → External Guidelines</w:t>
+      </w:r>
+      <w:r>
+        <w:t xml:space="preserve"> </w:t>
+      </w:r>
+      <w:r>
+        <w:t xml:space="preserve">section</w:t>
       </w:r>
     </w:p>
     <w:p>
@@ -610,10 +1300,33 @@
         </w:numPr>
       </w:pPr>
       <w:r>
-        <w:rPr>
-          <w:rStyle w:val="VerbatimChar"/>
-        </w:rPr>
-        <w:t xml:space="preserve">MCGCareWEBQI.Data</w:t>
+        <w:t xml:space="preserve">Pick</w:t>
+      </w:r>
+      <w:r>
+        <w:t xml:space="preserve"> </w:t>
+      </w:r>
+      <w:r>
+        <w:rPr>
+          <w:b/>
+          <w:bCs/>
+        </w:rPr>
+        <w:t xml:space="preserve">Dock</w:t>
+      </w:r>
+      <w:r>
+        <w:t xml:space="preserve"> </w:t>
+      </w:r>
+      <w:r>
+        <w:t xml:space="preserve">mode (default), click</w:t>
+      </w:r>
+      <w:r>
+        <w:t xml:space="preserve"> </w:t>
+      </w:r>
+      <w:r>
+        <w:rPr>
+          <w:b/>
+          <w:bCs/>
+        </w:rPr>
+        <w:t xml:space="preserve">▶ Launch MCG</w:t>
       </w:r>
     </w:p>
     <w:p>
@@ -625,10 +1338,7 @@
         </w:numPr>
       </w:pPr>
       <w:r>
-        <w:rPr>
-          <w:rStyle w:val="VerbatimChar"/>
-        </w:rPr>
-        <w:t xml:space="preserve">MCGCareWEBQI.Bridge</w:t>
+        <w:t xml:space="preserve">MCG search page renders on the right</w:t>
       </w:r>
     </w:p>
     <w:p>
@@ -640,10 +1350,23 @@
         </w:numPr>
       </w:pPr>
       <w:r>
-        <w:rPr>
-          <w:rStyle w:val="VerbatimChar"/>
-        </w:rPr>
-        <w:t xml:space="preserve">MCGCareWEBQI.MockServer</w:t>
+        <w:t xml:space="preserve">Click</w:t>
+      </w:r>
+      <w:r>
+        <w:t xml:space="preserve"> </w:t>
+      </w:r>
+      <w:r>
+        <w:rPr>
+          <w:b/>
+          <w:bCs/>
+        </w:rPr>
+        <w:t xml:space="preserve">Select</w:t>
+      </w:r>
+      <w:r>
+        <w:t xml:space="preserve"> </w:t>
+      </w:r>
+      <w:r>
+        <w:t xml:space="preserve">on M-130 Diabetes</w:t>
       </w:r>
     </w:p>
     <w:p>
@@ -655,333 +1378,7 @@
         </w:numPr>
       </w:pPr>
       <w:r>
-        <w:rPr>
-          <w:rStyle w:val="VerbatimChar"/>
-        </w:rPr>
-        <w:t xml:space="preserve">MCGCareWEBQI.Tests</w:t>
-      </w:r>
-    </w:p>
-    <w:bookmarkEnd w:id="11"/>
-    <w:bookmarkStart w:id="12" w:name="X78e40bf555b907118ce07c827c00ac40f683c14"/>
-    <w:p>
-      <w:pPr>
-        <w:pStyle w:val="Heading2"/>
-      </w:pPr>
-      <w:r>
-        <w:t xml:space="preserve">4. Create the dev database</w:t>
-      </w:r>
-    </w:p>
-    <w:p>
-      <w:pPr>
-        <w:pStyle w:val="SourceCode"/>
-      </w:pPr>
-      <w:r>
-        <w:rPr>
-          <w:rStyle w:val="NormalTok"/>
-        </w:rPr>
-        <w:t xml:space="preserve">sqllocaldb </w:t>
-      </w:r>
-      <w:r>
-        <w:rPr>
-          <w:rStyle w:val="FunctionTok"/>
-        </w:rPr>
-        <w:t xml:space="preserve">start</w:t>
-      </w:r>
-      <w:r>
-        <w:rPr>
-          <w:rStyle w:val="NormalTok"/>
-        </w:rPr>
-        <w:t xml:space="preserve"> MSSQLLocalDB</w:t>
-      </w:r>
-      <w:r>
-        <w:br/>
-      </w:r>
-      <w:r>
-        <w:rPr>
-          <w:rStyle w:val="NormalTok"/>
-        </w:rPr>
-        <w:t xml:space="preserve">sqlcmd </w:t>
-      </w:r>
-      <w:r>
-        <w:rPr>
-          <w:rStyle w:val="OperatorTok"/>
-        </w:rPr>
-        <w:t xml:space="preserve">-</w:t>
-      </w:r>
-      <w:r>
-        <w:rPr>
-          <w:rStyle w:val="NormalTok"/>
-        </w:rPr>
-        <w:t xml:space="preserve">S </w:t>
-      </w:r>
-      <w:r>
-        <w:rPr>
-          <w:rStyle w:val="StringTok"/>
-        </w:rPr>
-        <w:t xml:space="preserve">"(localdb)\MSSQLLocalDB"</w:t>
-      </w:r>
-      <w:r>
-        <w:rPr>
-          <w:rStyle w:val="NormalTok"/>
-        </w:rPr>
-        <w:t xml:space="preserve"> </w:t>
-      </w:r>
-      <w:r>
-        <w:rPr>
-          <w:rStyle w:val="OperatorTok"/>
-        </w:rPr>
-        <w:t xml:space="preserve">-</w:t>
-      </w:r>
-      <w:r>
-        <w:rPr>
-          <w:rStyle w:val="NormalTok"/>
-        </w:rPr>
-        <w:t xml:space="preserve">Q </w:t>
-      </w:r>
-      <w:r>
-        <w:rPr>
-          <w:rStyle w:val="StringTok"/>
-        </w:rPr>
-        <w:t xml:space="preserve">"IF DB_ID('MCGCareWEBQI_Dev') IS NULL CREATE DATABASE MCGCareWEBQI_Dev"</w:t>
-      </w:r>
-      <w:r>
-        <w:br/>
-      </w:r>
-      <w:r>
-        <w:rPr>
-          <w:rStyle w:val="NormalTok"/>
-        </w:rPr>
-        <w:t xml:space="preserve">sqlcmd </w:t>
-      </w:r>
-      <w:r>
-        <w:rPr>
-          <w:rStyle w:val="OperatorTok"/>
-        </w:rPr>
-        <w:t xml:space="preserve">-</w:t>
-      </w:r>
-      <w:r>
-        <w:rPr>
-          <w:rStyle w:val="NormalTok"/>
-        </w:rPr>
-        <w:t xml:space="preserve">S </w:t>
-      </w:r>
-      <w:r>
-        <w:rPr>
-          <w:rStyle w:val="StringTok"/>
-        </w:rPr>
-        <w:t xml:space="preserve">"(localdb)\MSSQLLocalDB"</w:t>
-      </w:r>
-      <w:r>
-        <w:rPr>
-          <w:rStyle w:val="NormalTok"/>
-        </w:rPr>
-        <w:t xml:space="preserve"> </w:t>
-      </w:r>
-      <w:r>
-        <w:rPr>
-          <w:rStyle w:val="OperatorTok"/>
-        </w:rPr>
-        <w:t xml:space="preserve">-</w:t>
-      </w:r>
-      <w:r>
-        <w:rPr>
-          <w:rStyle w:val="NormalTok"/>
-        </w:rPr>
-        <w:t xml:space="preserve">d MCGCareWEBQI_Dev </w:t>
-      </w:r>
-      <w:r>
-        <w:rPr>
-          <w:rStyle w:val="OperatorTok"/>
-        </w:rPr>
-        <w:t xml:space="preserve">-</w:t>
-      </w:r>
-      <w:r>
-        <w:rPr>
-          <w:rStyle w:val="NormalTok"/>
-        </w:rPr>
-        <w:t xml:space="preserve">i db\schema</w:t>
-      </w:r>
-      <w:r>
-        <w:rPr>
-          <w:rStyle w:val="OperatorTok"/>
-        </w:rPr>
-        <w:t xml:space="preserve">.</w:t>
-      </w:r>
-      <w:r>
-        <w:rPr>
-          <w:rStyle w:val="FunctionTok"/>
-        </w:rPr>
-        <w:t xml:space="preserve">sql</w:t>
-      </w:r>
-    </w:p>
-    <w:p>
-      <w:pPr>
-        <w:pStyle w:val="FirstParagraph"/>
-      </w:pPr>
-      <w:r>
-        <w:t xml:space="preserve">Verify tables created:</w:t>
-      </w:r>
-    </w:p>
-    <w:p>
-      <w:pPr>
-        <w:pStyle w:val="SourceCode"/>
-      </w:pPr>
-      <w:r>
-        <w:rPr>
-          <w:rStyle w:val="NormalTok"/>
-        </w:rPr>
-        <w:t xml:space="preserve">sqlcmd </w:t>
-      </w:r>
-      <w:r>
-        <w:rPr>
-          <w:rStyle w:val="OperatorTok"/>
-        </w:rPr>
-        <w:t xml:space="preserve">-</w:t>
-      </w:r>
-      <w:r>
-        <w:rPr>
-          <w:rStyle w:val="NormalTok"/>
-        </w:rPr>
-        <w:t xml:space="preserve">S </w:t>
-      </w:r>
-      <w:r>
-        <w:rPr>
-          <w:rStyle w:val="StringTok"/>
-        </w:rPr>
-        <w:t xml:space="preserve">"(localdb)\MSSQLLocalDB"</w:t>
-      </w:r>
-      <w:r>
-        <w:rPr>
-          <w:rStyle w:val="NormalTok"/>
-        </w:rPr>
-        <w:t xml:space="preserve"> </w:t>
-      </w:r>
-      <w:r>
-        <w:rPr>
-          <w:rStyle w:val="OperatorTok"/>
-        </w:rPr>
-        <w:t xml:space="preserve">-</w:t>
-      </w:r>
-      <w:r>
-        <w:rPr>
-          <w:rStyle w:val="NormalTok"/>
-        </w:rPr>
-        <w:t xml:space="preserve">d MCGCareWEBQI_Dev </w:t>
-      </w:r>
-      <w:r>
-        <w:rPr>
-          <w:rStyle w:val="OperatorTok"/>
-        </w:rPr>
-        <w:t xml:space="preserve">-</w:t>
-      </w:r>
-      <w:r>
-        <w:rPr>
-          <w:rStyle w:val="NormalTok"/>
-        </w:rPr>
-        <w:t xml:space="preserve">Q </w:t>
-      </w:r>
-      <w:r>
-        <w:rPr>
-          <w:rStyle w:val="StringTok"/>
-        </w:rPr>
-        <w:t xml:space="preserve">"SELECT name FROM sys.tables ORDER BY name"</w:t>
-      </w:r>
-    </w:p>
-    <w:p>
-      <w:pPr>
-        <w:pStyle w:val="FirstParagraph"/>
-      </w:pPr>
-      <w:r>
-        <w:t xml:space="preserve">You should see</w:t>
-      </w:r>
-      <w:r>
-        <w:t xml:space="preserve"> </w:t>
-      </w:r>
-      <w:r>
-        <w:rPr>
-          <w:rStyle w:val="VerbatimChar"/>
-        </w:rPr>
-        <w:t xml:space="preserve">IntegrationAudit</w:t>
-      </w:r>
-      <w:r>
-        <w:t xml:space="preserve"> </w:t>
-      </w:r>
-      <w:r>
-        <w:t xml:space="preserve">and</w:t>
-      </w:r>
-      <w:r>
-        <w:t xml:space="preserve"> </w:t>
-      </w:r>
-      <w:r>
-        <w:rPr>
-          <w:rStyle w:val="VerbatimChar"/>
-        </w:rPr>
-        <w:t xml:space="preserve">IntegrationTransaction</w:t>
-      </w:r>
-      <w:r>
-        <w:t xml:space="preserve">.</w:t>
-      </w:r>
-    </w:p>
-    <w:bookmarkEnd w:id="12"/>
-    <w:bookmarkStart w:id="13" w:name="Xe07b48c6bf7444bba61e5dc46722679745a8777"/>
-    <w:p>
-      <w:pPr>
-        <w:pStyle w:val="Heading2"/>
-      </w:pPr>
-      <w:r>
-        <w:t xml:space="preserve">5. Run unit tests</w:t>
-      </w:r>
-    </w:p>
-    <w:p>
-      <w:pPr>
-        <w:pStyle w:val="SourceCode"/>
-      </w:pPr>
-      <w:r>
-        <w:rPr>
-          <w:rStyle w:val="NormalTok"/>
-        </w:rPr>
-        <w:t xml:space="preserve">dotnet test</w:t>
-      </w:r>
-    </w:p>
-    <w:p>
-      <w:pPr>
-        <w:pStyle w:val="FirstParagraph"/>
-      </w:pPr>
-      <w:r>
-        <w:t xml:space="preserve">Expected:</w:t>
-      </w:r>
-      <w:r>
-        <w:t xml:space="preserve"> </w:t>
-      </w:r>
-      <w:r>
-        <w:rPr>
-          <w:rStyle w:val="VerbatimChar"/>
-        </w:rPr>
-        <w:t xml:space="preserve">Passed!  - Failed: 0, Passed: 12, Skipped: 0</w:t>
-      </w:r>
-      <w:r>
-        <w:t xml:space="preserve"> </w:t>
-      </w:r>
-      <w:r>
-        <w:t xml:space="preserve">covering Hash, McgRequestBuilder, and CwqiMessage parsing.</w:t>
-      </w:r>
-    </w:p>
-    <w:bookmarkEnd w:id="13"/>
-    <w:bookmarkStart w:id="14" w:name="Xc8b251eac7a02d2fbbbc065022455fbbf23d872"/>
-    <w:p>
-      <w:pPr>
-        <w:pStyle w:val="Heading2"/>
-      </w:pPr>
-      <w:r>
-        <w:t xml:space="preserve">6. Run the two servers</w:t>
-      </w:r>
-    </w:p>
-    <w:p>
-      <w:pPr>
-        <w:pStyle w:val="FirstParagraph"/>
-      </w:pPr>
-      <w:r>
-        <w:t xml:space="preserve">You need</w:t>
+        <w:t xml:space="preserve">Click</w:t>
       </w:r>
       <w:r>
         <w:t xml:space="preserve"> </w:t>
@@ -991,217 +1388,81 @@
           <w:b/>
           <w:bCs/>
         </w:rPr>
-        <w:t xml:space="preserve">two PowerShell windows</w:t>
-      </w:r>
-      <w:r>
-        <w:t xml:space="preserve"> </w:t>
-      </w:r>
-      <w:r>
-        <w:t xml:space="preserve">open simultaneously:</w:t>
-      </w:r>
-    </w:p>
-    <w:p>
-      <w:pPr>
-        <w:pStyle w:val="BodyText"/>
-      </w:pPr>
+        <w:t xml:space="preserve">Care Planning</w:t>
+      </w:r>
+      <w:r>
+        <w:t xml:space="preserve"> </w:t>
+      </w:r>
+      <w:r>
+        <w:t xml:space="preserve">link</w:t>
+      </w:r>
+    </w:p>
+    <w:p>
+      <w:pPr>
+        <w:pStyle w:val="Compact"/>
+        <w:numPr>
+          <w:ilvl w:val="0"/>
+          <w:numId w:val="1001"/>
+        </w:numPr>
+      </w:pPr>
+      <w:r>
+        <w:t xml:space="preserve">Check 2-3 criteria under</w:t>
+      </w:r>
+      <w:r>
+        <w:t xml:space="preserve"> </w:t>
+      </w:r>
+      <w:r>
+        <w:t xml:space="preserve">“Hyperglycemic hyperosmolar state”</w:t>
+      </w:r>
+    </w:p>
+    <w:p>
+      <w:pPr>
+        <w:pStyle w:val="Compact"/>
+        <w:numPr>
+          <w:ilvl w:val="0"/>
+          <w:numId w:val="1001"/>
+        </w:numPr>
+      </w:pPr>
+      <w:r>
+        <w:t xml:space="preserve">Click</w:t>
+      </w:r>
+      <w:r>
+        <w:t xml:space="preserve"> </w:t>
+      </w:r>
       <w:r>
         <w:rPr>
           <w:b/>
           <w:bCs/>
         </w:rPr>
-        <w:t xml:space="preserve">Window A — Mock MCG server</w:t>
-      </w:r>
-      <w:r>
-        <w:t xml:space="preserve"> </w:t>
-      </w:r>
-      <w:r>
-        <w:t xml:space="preserve">(stands in for real MCG until keys arrive):</w:t>
-      </w:r>
-    </w:p>
-    <w:p>
-      <w:pPr>
-        <w:pStyle w:val="SourceCode"/>
-      </w:pPr>
-      <w:r>
-        <w:rPr>
-          <w:rStyle w:val="FunctionTok"/>
-        </w:rPr>
-        <w:t xml:space="preserve">cd</w:t>
-      </w:r>
-      <w:r>
-        <w:rPr>
-          <w:rStyle w:val="NormalTok"/>
-        </w:rPr>
-        <w:t xml:space="preserve"> C</w:t>
-      </w:r>
-      <w:r>
-        <w:rPr>
-          <w:rStyle w:val="OperatorTok"/>
-        </w:rPr>
-        <w:t xml:space="preserve">:</w:t>
-      </w:r>
-      <w:r>
-        <w:rPr>
-          <w:rStyle w:val="NormalTok"/>
-        </w:rPr>
-        <w:t xml:space="preserve">\src\mcg-bridge\MCGCareWEBQI_Net8</w:t>
-      </w:r>
-      <w:r>
-        <w:br/>
-      </w:r>
-      <w:r>
-        <w:rPr>
-          <w:rStyle w:val="NormalTok"/>
-        </w:rPr>
-        <w:t xml:space="preserve">dotnet run </w:t>
-      </w:r>
-      <w:r>
-        <w:rPr>
-          <w:rStyle w:val="OperatorTok"/>
-        </w:rPr>
-        <w:t xml:space="preserve">--</w:t>
-      </w:r>
-      <w:r>
-        <w:rPr>
-          <w:rStyle w:val="NormalTok"/>
-        </w:rPr>
-        <w:t xml:space="preserve">project src\MCGCareWEBQI</w:t>
-      </w:r>
-      <w:r>
-        <w:rPr>
-          <w:rStyle w:val="OperatorTok"/>
-        </w:rPr>
-        <w:t xml:space="preserve">.</w:t>
-      </w:r>
-      <w:r>
-        <w:rPr>
-          <w:rStyle w:val="FunctionTok"/>
-        </w:rPr>
-        <w:t xml:space="preserve">MockServer</w:t>
-      </w:r>
-      <w:r>
-        <w:br/>
-      </w:r>
-      <w:r>
-        <w:rPr>
-          <w:rStyle w:val="CommentTok"/>
-        </w:rPr>
-        <w:t xml:space="preserve"># Listens on http://localhost:7080</w:t>
-      </w:r>
-    </w:p>
-    <w:p>
-      <w:pPr>
-        <w:pStyle w:val="FirstParagraph"/>
-      </w:pPr>
+        <w:t xml:space="preserve">Save</w:t>
+      </w:r>
+      <w:r>
+        <w:t xml:space="preserve"> </w:t>
+      </w:r>
+      <w:r>
+        <w:t xml:space="preserve">→</w:t>
+      </w:r>
+      <w:r>
+        <w:t xml:space="preserve"> </w:t>
+      </w:r>
       <w:r>
         <w:rPr>
           <w:b/>
           <w:bCs/>
         </w:rPr>
-        <w:t xml:space="preserve">Window B — Bridge</w:t>
-      </w:r>
-      <w:r>
-        <w:t xml:space="preserve"> </w:t>
-      </w:r>
-      <w:r>
-        <w:t xml:space="preserve">(the actual integration service):</w:t>
-      </w:r>
-    </w:p>
-    <w:p>
-      <w:pPr>
-        <w:pStyle w:val="SourceCode"/>
-      </w:pPr>
-      <w:r>
-        <w:rPr>
-          <w:rStyle w:val="FunctionTok"/>
-        </w:rPr>
-        <w:t xml:space="preserve">cd</w:t>
-      </w:r>
-      <w:r>
-        <w:rPr>
-          <w:rStyle w:val="NormalTok"/>
-        </w:rPr>
-        <w:t xml:space="preserve"> C</w:t>
-      </w:r>
-      <w:r>
-        <w:rPr>
-          <w:rStyle w:val="OperatorTok"/>
-        </w:rPr>
-        <w:t xml:space="preserve">:</w:t>
-      </w:r>
-      <w:r>
-        <w:rPr>
-          <w:rStyle w:val="NormalTok"/>
-        </w:rPr>
-        <w:t xml:space="preserve">\src\mcg-bridge\MCGCareWEBQI_Net8</w:t>
-      </w:r>
-      <w:r>
-        <w:br/>
-      </w:r>
-      <w:r>
-        <w:rPr>
-          <w:rStyle w:val="NormalTok"/>
-        </w:rPr>
-        <w:t xml:space="preserve">dotnet run </w:t>
-      </w:r>
-      <w:r>
-        <w:rPr>
-          <w:rStyle w:val="OperatorTok"/>
-        </w:rPr>
-        <w:t xml:space="preserve">--</w:t>
-      </w:r>
-      <w:r>
-        <w:rPr>
-          <w:rStyle w:val="NormalTok"/>
-        </w:rPr>
-        <w:t xml:space="preserve">project src\MCGCareWEBQI</w:t>
-      </w:r>
-      <w:r>
-        <w:rPr>
-          <w:rStyle w:val="OperatorTok"/>
-        </w:rPr>
-        <w:t xml:space="preserve">.</w:t>
-      </w:r>
-      <w:r>
-        <w:rPr>
-          <w:rStyle w:val="FunctionTok"/>
-        </w:rPr>
-        <w:t xml:space="preserve">Bridge</w:t>
-      </w:r>
-      <w:r>
-        <w:br/>
-      </w:r>
-      <w:r>
-        <w:rPr>
-          <w:rStyle w:val="CommentTok"/>
-        </w:rPr>
-        <w:t xml:space="preserve"># Listens on http://localhost:7090</w:t>
-      </w:r>
-    </w:p>
-    <w:p>
-      <w:pPr>
-        <w:pStyle w:val="FirstParagraph"/>
-      </w:pPr>
-      <w:r>
-        <w:t xml:space="preserve">Both processes stay running. Don't close the windows.</w:t>
-      </w:r>
-    </w:p>
-    <w:bookmarkEnd w:id="14"/>
-    <w:bookmarkStart w:id="15" w:name="X79e4320097d16bb6f5064e75d2bddb964492fcb"/>
-    <w:p>
-      <w:pPr>
-        <w:pStyle w:val="Heading2"/>
-      </w:pPr>
-      <w:r>
-        <w:t xml:space="preserve">7. Smoke test in the browser</w:t>
-      </w:r>
-    </w:p>
-    <w:p>
-      <w:pPr>
-        <w:pStyle w:val="FirstParagraph"/>
-      </w:pPr>
-      <w:r>
-        <w:t xml:space="preserve">Open Chrome to</w:t>
+        <w:t xml:space="preserve">Exit Episode</w:t>
+      </w:r>
+    </w:p>
+    <w:p>
+      <w:pPr>
+        <w:pStyle w:val="Compact"/>
+        <w:numPr>
+          <w:ilvl w:val="0"/>
+          <w:numId w:val="1001"/>
+        </w:numPr>
+      </w:pPr>
+      <w:r>
+        <w:t xml:space="preserve">Result row appears with status</w:t>
       </w:r>
       <w:r>
         <w:t xml:space="preserve"> </w:t>
@@ -1211,16 +1472,126 @@
           <w:b/>
           <w:bCs/>
         </w:rPr>
-        <w:t xml:space="preserve">http://localhost:7090/demo</w:t>
-      </w:r>
-      <w:r>
-        <w:t xml:space="preserve">. You should see the EvokeConnect</w:t>
-      </w:r>
-      <w:r>
-        <w:t xml:space="preserve"> </w:t>
-      </w:r>
-      <w:r>
-        <w:t xml:space="preserve">Decision Review screen with</w:t>
+        <w:t xml:space="preserve">Met</w:t>
+      </w:r>
+    </w:p>
+    <w:p>
+      <w:pPr>
+        <w:pStyle w:val="Compact"/>
+        <w:numPr>
+          <w:ilvl w:val="0"/>
+          <w:numId w:val="1001"/>
+        </w:numPr>
+      </w:pPr>
+      <w:r>
+        <w:t xml:space="preserve">Click</w:t>
+      </w:r>
+      <w:r>
+        <w:t xml:space="preserve"> </w:t>
+      </w:r>
+      <w:r>
+        <w:rPr>
+          <w:b/>
+          <w:bCs/>
+        </w:rPr>
+        <w:t xml:space="preserve">View trace</w:t>
+      </w:r>
+      <w:r>
+        <w:t xml:space="preserve"> </w:t>
+      </w:r>
+      <w:r>
+        <w:t xml:space="preserve">— confirm all 4 integration trace sections are populated</w:t>
+      </w:r>
+    </w:p>
+    <w:p>
+      <w:pPr>
+        <w:pStyle w:val="FirstParagraph"/>
+      </w:pPr>
+      <w:r>
+        <w:t xml:space="preserve">If all 9 steps work, the solution is running correctly.</w:t>
+      </w:r>
+    </w:p>
+    <w:bookmarkEnd w:id="15"/>
+    <w:bookmarkStart w:id="16" w:name="verify-the-db-is-being-written"/>
+    <w:p>
+      <w:pPr>
+        <w:pStyle w:val="Heading2"/>
+      </w:pPr>
+      <w:r>
+        <w:t xml:space="preserve">8. Verify the DB is being written</w:t>
+      </w:r>
+    </w:p>
+    <w:p>
+      <w:pPr>
+        <w:pStyle w:val="SourceCode"/>
+      </w:pPr>
+      <w:r>
+        <w:rPr>
+          <w:rStyle w:val="NormalTok"/>
+        </w:rPr>
+        <w:t xml:space="preserve">sqlcmd </w:t>
+      </w:r>
+      <w:r>
+        <w:rPr>
+          <w:rStyle w:val="OperatorTok"/>
+        </w:rPr>
+        <w:t xml:space="preserve">-</w:t>
+      </w:r>
+      <w:r>
+        <w:rPr>
+          <w:rStyle w:val="NormalTok"/>
+        </w:rPr>
+        <w:t xml:space="preserve">S </w:t>
+      </w:r>
+      <w:r>
+        <w:rPr>
+          <w:rStyle w:val="StringTok"/>
+        </w:rPr>
+        <w:t xml:space="preserve">"(localdb)\MSSQLLocalDB"</w:t>
+      </w:r>
+      <w:r>
+        <w:rPr>
+          <w:rStyle w:val="NormalTok"/>
+        </w:rPr>
+        <w:t xml:space="preserve"> </w:t>
+      </w:r>
+      <w:r>
+        <w:rPr>
+          <w:rStyle w:val="OperatorTok"/>
+        </w:rPr>
+        <w:t xml:space="preserve">-</w:t>
+      </w:r>
+      <w:r>
+        <w:rPr>
+          <w:rStyle w:val="NormalTok"/>
+        </w:rPr>
+        <w:t xml:space="preserve">d MCGCareWEBQI_Dev </w:t>
+      </w:r>
+      <w:r>
+        <w:rPr>
+          <w:rStyle w:val="OperatorTok"/>
+        </w:rPr>
+        <w:t xml:space="preserve">-</w:t>
+      </w:r>
+      <w:r>
+        <w:rPr>
+          <w:rStyle w:val="NormalTok"/>
+        </w:rPr>
+        <w:t xml:space="preserve">Q </w:t>
+      </w:r>
+      <w:r>
+        <w:rPr>
+          <w:rStyle w:val="StringTok"/>
+        </w:rPr>
+        <w:t xml:space="preserve">"SELECT TOP 5 TransactionId, CallerId, Status, CreatedAt FROM dbo.IntegrationTransaction ORDER BY CreatedAt DESC"</w:t>
+      </w:r>
+    </w:p>
+    <w:p>
+      <w:pPr>
+        <w:pStyle w:val="FirstParagraph"/>
+      </w:pPr>
+      <w:r>
+        <w:t xml:space="preserve">You should see one row per launch with</w:t>
       </w:r>
       <w:r>
         <w:t xml:space="preserve"> </w:t>
@@ -1229,21 +1600,20 @@
         <w:rPr>
           <w:rStyle w:val="VerbatimChar"/>
         </w:rPr>
-        <w:t xml:space="preserve">Auth 1109SYY0F · Donald W Charleston</w:t>
-      </w:r>
-      <w:r>
-        <w:t xml:space="preserve"> </w:t>
-      </w:r>
-      <w:r>
-        <w:t xml:space="preserve">at top.</w:t>
-      </w:r>
-    </w:p>
-    <w:p>
-      <w:pPr>
-        <w:pStyle w:val="BodyText"/>
-      </w:pPr>
-      <w:r>
-        <w:t xml:space="preserve">Run the 60-second click-through:</w:t>
+        <w:t xml:space="preserve">Status='Acknowledged'</w:t>
+      </w:r>
+      <w:r>
+        <w:t xml:space="preserve">.</w:t>
+      </w:r>
+    </w:p>
+    <w:bookmarkEnd w:id="16"/>
+    <w:bookmarkStart w:id="17" w:name="stopping"/>
+    <w:p>
+      <w:pPr>
+        <w:pStyle w:val="Heading2"/>
+      </w:pPr>
+      <w:r>
+        <w:t xml:space="preserve">9. Stopping</w:t>
       </w:r>
     </w:p>
     <w:p>
@@ -1255,23 +1625,16 @@
         </w:numPr>
       </w:pPr>
       <w:r>
-        <w:t xml:space="preserve">Scroll to</w:t>
-      </w:r>
-      <w:r>
-        <w:t xml:space="preserve"> </w:t>
-      </w:r>
-      <w:r>
-        <w:rPr>
-          <w:b/>
-          <w:bCs/>
-        </w:rPr>
-        <w:t xml:space="preserve">Decision Support → External Guidelines</w:t>
-      </w:r>
-      <w:r>
-        <w:t xml:space="preserve"> </w:t>
-      </w:r>
-      <w:r>
-        <w:t xml:space="preserve">section</w:t>
+        <w:rPr>
+          <w:rStyle w:val="VerbatimChar"/>
+        </w:rPr>
+        <w:t xml:space="preserve">Ctrl+C</w:t>
+      </w:r>
+      <w:r>
+        <w:t xml:space="preserve"> </w:t>
+      </w:r>
+      <w:r>
+        <w:t xml:space="preserve">in each PowerShell window</w:t>
       </w:r>
     </w:p>
     <w:p>
@@ -1283,351 +1646,11 @@
         </w:numPr>
       </w:pPr>
       <w:r>
-        <w:t xml:space="preserve">Pick</w:t>
-      </w:r>
-      <w:r>
-        <w:t xml:space="preserve"> </w:t>
-      </w:r>
-      <w:r>
-        <w:rPr>
-          <w:b/>
-          <w:bCs/>
-        </w:rPr>
-        <w:t xml:space="preserve">Dock</w:t>
-      </w:r>
-      <w:r>
-        <w:t xml:space="preserve"> </w:t>
-      </w:r>
-      <w:r>
-        <w:t xml:space="preserve">mode (default), click</w:t>
-      </w:r>
-      <w:r>
-        <w:t xml:space="preserve"> </w:t>
-      </w:r>
-      <w:r>
-        <w:rPr>
-          <w:b/>
-          <w:bCs/>
-        </w:rPr>
-        <w:t xml:space="preserve">▶ Launch MCG</w:t>
-      </w:r>
-    </w:p>
-    <w:p>
-      <w:pPr>
-        <w:pStyle w:val="Compact"/>
-        <w:numPr>
-          <w:ilvl w:val="0"/>
-          <w:numId w:val="1002"/>
-        </w:numPr>
-      </w:pPr>
-      <w:r>
-        <w:t xml:space="preserve">MCG search page renders on the right</w:t>
-      </w:r>
-    </w:p>
-    <w:p>
-      <w:pPr>
-        <w:pStyle w:val="Compact"/>
-        <w:numPr>
-          <w:ilvl w:val="0"/>
-          <w:numId w:val="1002"/>
-        </w:numPr>
-      </w:pPr>
-      <w:r>
-        <w:t xml:space="preserve">Click</w:t>
-      </w:r>
-      <w:r>
-        <w:t xml:space="preserve"> </w:t>
-      </w:r>
-      <w:r>
-        <w:rPr>
-          <w:b/>
-          <w:bCs/>
-        </w:rPr>
-        <w:t xml:space="preserve">Select</w:t>
-      </w:r>
-      <w:r>
-        <w:t xml:space="preserve"> </w:t>
-      </w:r>
-      <w:r>
-        <w:t xml:space="preserve">on M-130 Diabetes</w:t>
-      </w:r>
-    </w:p>
-    <w:p>
-      <w:pPr>
-        <w:pStyle w:val="Compact"/>
-        <w:numPr>
-          <w:ilvl w:val="0"/>
-          <w:numId w:val="1002"/>
-        </w:numPr>
-      </w:pPr>
-      <w:r>
-        <w:t xml:space="preserve">Click</w:t>
-      </w:r>
-      <w:r>
-        <w:t xml:space="preserve"> </w:t>
-      </w:r>
-      <w:r>
-        <w:rPr>
-          <w:b/>
-          <w:bCs/>
-        </w:rPr>
-        <w:t xml:space="preserve">Care Planning</w:t>
-      </w:r>
-      <w:r>
-        <w:t xml:space="preserve"> </w:t>
-      </w:r>
-      <w:r>
-        <w:t xml:space="preserve">link</w:t>
-      </w:r>
-    </w:p>
-    <w:p>
-      <w:pPr>
-        <w:pStyle w:val="Compact"/>
-        <w:numPr>
-          <w:ilvl w:val="0"/>
-          <w:numId w:val="1002"/>
-        </w:numPr>
-      </w:pPr>
-      <w:r>
-        <w:t xml:space="preserve">Check 2-3 criteria under "Hyperglycemic hyperosmolar state"</w:t>
-      </w:r>
-    </w:p>
-    <w:p>
-      <w:pPr>
-        <w:pStyle w:val="Compact"/>
-        <w:numPr>
-          <w:ilvl w:val="0"/>
-          <w:numId w:val="1002"/>
-        </w:numPr>
-      </w:pPr>
-      <w:r>
-        <w:t xml:space="preserve">Click</w:t>
-      </w:r>
-      <w:r>
-        <w:t xml:space="preserve"> </w:t>
-      </w:r>
-      <w:r>
-        <w:rPr>
-          <w:b/>
-          <w:bCs/>
-        </w:rPr>
-        <w:t xml:space="preserve">Save</w:t>
-      </w:r>
-      <w:r>
-        <w:t xml:space="preserve"> </w:t>
-      </w:r>
-      <w:r>
-        <w:t xml:space="preserve">→</w:t>
-      </w:r>
-      <w:r>
-        <w:t xml:space="preserve"> </w:t>
-      </w:r>
-      <w:r>
-        <w:rPr>
-          <w:b/>
-          <w:bCs/>
-        </w:rPr>
-        <w:t xml:space="preserve">Exit Episode</w:t>
-      </w:r>
-    </w:p>
-    <w:p>
-      <w:pPr>
-        <w:pStyle w:val="Compact"/>
-        <w:numPr>
-          <w:ilvl w:val="0"/>
-          <w:numId w:val="1002"/>
-        </w:numPr>
-      </w:pPr>
-      <w:r>
-        <w:t xml:space="preserve">Result row appears with status</w:t>
-      </w:r>
-      <w:r>
-        <w:t xml:space="preserve"> </w:t>
-      </w:r>
-      <w:r>
-        <w:rPr>
-          <w:b/>
-          <w:bCs/>
-        </w:rPr>
-        <w:t xml:space="preserve">Met</w:t>
-      </w:r>
-    </w:p>
-    <w:p>
-      <w:pPr>
-        <w:pStyle w:val="Compact"/>
-        <w:numPr>
-          <w:ilvl w:val="0"/>
-          <w:numId w:val="1002"/>
-        </w:numPr>
-      </w:pPr>
-      <w:r>
-        <w:t xml:space="preserve">Click</w:t>
-      </w:r>
-      <w:r>
-        <w:t xml:space="preserve"> </w:t>
-      </w:r>
-      <w:r>
-        <w:rPr>
-          <w:b/>
-          <w:bCs/>
-        </w:rPr>
-        <w:t xml:space="preserve">View trace</w:t>
-      </w:r>
-      <w:r>
-        <w:t xml:space="preserve"> </w:t>
-      </w:r>
-      <w:r>
-        <w:t xml:space="preserve">— confirm all 4 integration trace sections are populated</w:t>
-      </w:r>
-    </w:p>
-    <w:p>
-      <w:pPr>
-        <w:pStyle w:val="FirstParagraph"/>
-      </w:pPr>
-      <w:r>
-        <w:t xml:space="preserve">If all 9 steps work, the solution is running correctly.</w:t>
-      </w:r>
-    </w:p>
-    <w:bookmarkEnd w:id="15"/>
-    <w:bookmarkStart w:id="16" w:name="X2052f416941fe16a60432b850ebb69377bb196e"/>
-    <w:p>
-      <w:pPr>
-        <w:pStyle w:val="Heading2"/>
-      </w:pPr>
-      <w:r>
-        <w:t xml:space="preserve">8. Verify the DB is being written</w:t>
-      </w:r>
-    </w:p>
-    <w:p>
-      <w:pPr>
-        <w:pStyle w:val="SourceCode"/>
-      </w:pPr>
-      <w:r>
-        <w:rPr>
-          <w:rStyle w:val="NormalTok"/>
-        </w:rPr>
-        <w:t xml:space="preserve">sqlcmd </w:t>
-      </w:r>
-      <w:r>
-        <w:rPr>
-          <w:rStyle w:val="OperatorTok"/>
-        </w:rPr>
-        <w:t xml:space="preserve">-</w:t>
-      </w:r>
-      <w:r>
-        <w:rPr>
-          <w:rStyle w:val="NormalTok"/>
-        </w:rPr>
-        <w:t xml:space="preserve">S </w:t>
-      </w:r>
-      <w:r>
-        <w:rPr>
-          <w:rStyle w:val="StringTok"/>
-        </w:rPr>
-        <w:t xml:space="preserve">"(localdb)\MSSQLLocalDB"</w:t>
-      </w:r>
-      <w:r>
-        <w:rPr>
-          <w:rStyle w:val="NormalTok"/>
-        </w:rPr>
-        <w:t xml:space="preserve"> </w:t>
-      </w:r>
-      <w:r>
-        <w:rPr>
-          <w:rStyle w:val="OperatorTok"/>
-        </w:rPr>
-        <w:t xml:space="preserve">-</w:t>
-      </w:r>
-      <w:r>
-        <w:rPr>
-          <w:rStyle w:val="NormalTok"/>
-        </w:rPr>
-        <w:t xml:space="preserve">d MCGCareWEBQI_Dev </w:t>
-      </w:r>
-      <w:r>
-        <w:rPr>
-          <w:rStyle w:val="OperatorTok"/>
-        </w:rPr>
-        <w:t xml:space="preserve">-</w:t>
-      </w:r>
-      <w:r>
-        <w:rPr>
-          <w:rStyle w:val="NormalTok"/>
-        </w:rPr>
-        <w:t xml:space="preserve">Q </w:t>
-      </w:r>
-      <w:r>
-        <w:rPr>
-          <w:rStyle w:val="StringTok"/>
-        </w:rPr>
-        <w:t xml:space="preserve">"SELECT TOP 5 TransactionId, CallerId, Status, CreatedAt FROM dbo.IntegrationTransaction ORDER BY CreatedAt DESC"</w:t>
-      </w:r>
-    </w:p>
-    <w:p>
-      <w:pPr>
-        <w:pStyle w:val="FirstParagraph"/>
-      </w:pPr>
-      <w:r>
-        <w:t xml:space="preserve">You should see one row per launch with</w:t>
-      </w:r>
-      <w:r>
-        <w:t xml:space="preserve"> </w:t>
-      </w:r>
-      <w:r>
-        <w:rPr>
-          <w:rStyle w:val="VerbatimChar"/>
-        </w:rPr>
-        <w:t xml:space="preserve">Status='Acknowledged'</w:t>
-      </w:r>
-      <w:r>
-        <w:t xml:space="preserve">.</w:t>
-      </w:r>
-    </w:p>
-    <w:bookmarkEnd w:id="16"/>
-    <w:bookmarkStart w:id="17" w:name="X3c51f1ccf6ac3c805955c7690abbb3459260075"/>
-    <w:p>
-      <w:pPr>
-        <w:pStyle w:val="Heading2"/>
-      </w:pPr>
-      <w:r>
-        <w:t xml:space="preserve">9. Stopping</w:t>
-      </w:r>
-    </w:p>
-    <w:p>
-      <w:pPr>
-        <w:pStyle w:val="Compact"/>
-        <w:numPr>
-          <w:ilvl w:val="0"/>
-          <w:numId w:val="1003"/>
-        </w:numPr>
-      </w:pPr>
-      <w:r>
-        <w:rPr>
-          <w:rStyle w:val="VerbatimChar"/>
-        </w:rPr>
-        <w:t xml:space="preserve">Ctrl+C</w:t>
-      </w:r>
-      <w:r>
-        <w:t xml:space="preserve"> </w:t>
-      </w:r>
-      <w:r>
-        <w:t xml:space="preserve">in each PowerShell window</w:t>
-      </w:r>
-    </w:p>
-    <w:p>
-      <w:pPr>
-        <w:pStyle w:val="Compact"/>
-        <w:numPr>
-          <w:ilvl w:val="0"/>
-          <w:numId w:val="1003"/>
-        </w:numPr>
-      </w:pPr>
-      <w:r>
         <w:t xml:space="preserve">LocalDB stays running in the background (harmless; will idle out)</w:t>
       </w:r>
     </w:p>
     <w:bookmarkEnd w:id="17"/>
-    <w:bookmarkStart w:id="19" w:name="Xf9cb5a212b0bef0eb167a3a47dbaee7981b9586"/>
+    <w:bookmarkStart w:id="19" w:name="common-issues"/>
     <w:p>
       <w:pPr>
         <w:pStyle w:val="Heading2"/>
@@ -1639,7 +1662,8 @@
     <w:tbl>
       <w:tblPr>
         <w:tblStyle w:val="Table"/>
-        <w:tblW w:type="auto" w:w="0"/>
+        <w:tblW w:type="pct" w:w="5000"/>
+        <w:tblLayout w:type="fixed"/>
         <w:tblLook w:firstRow="1" w:lastRow="0" w:firstColumn="0" w:lastColumn="0" w:noHBand="0" w:noVBand="0" w:val="0020"/>
       </w:tblPr>
       <w:tblGrid>
@@ -1702,18 +1726,18 @@
               <w:t xml:space="preserve"> </w:t>
             </w:r>
             <w:r>
-              <w:t xml:space="preserve">doesn't show 10.0.x</w:t>
-            </w:r>
-          </w:p>
-        </w:tc>
-        <w:tc>
-          <w:tcPr/>
-          <w:p>
-            <w:pPr>
-              <w:pStyle w:val="Compact"/>
-            </w:pPr>
-            <w:r>
-              <w:t xml:space="preserve">.NET 10 not installed</w:t>
+              <w:t xml:space="preserve">doesn’t show 8.0.x</w:t>
+            </w:r>
+          </w:p>
+        </w:tc>
+        <w:tc>
+          <w:tcPr/>
+          <w:p>
+            <w:pPr>
+              <w:pStyle w:val="Compact"/>
+            </w:pPr>
+            <w:r>
+              <w:t xml:space="preserve">.NET 8 not installed</w:t>
             </w:r>
           </w:p>
         </w:tc>
@@ -1861,7 +1885,7 @@
               <w:rPr>
                 <w:rStyle w:val="VerbatimChar"/>
               </w:rPr>
-              <w:t xml:space="preserve">Get-Process MCGCareWEBQI* | Stop-Process</w:t>
+              <w:t xml:space="preserve">Get-Process MCGCareWEBQI* \| Stop-Process</w:t>
             </w:r>
           </w:p>
         </w:tc>
@@ -1930,7 +1954,13 @@
               <w:pStyle w:val="Compact"/>
             </w:pPr>
             <w:r>
-              <w:t xml:space="preserve">Iframe loads then says "Sorry, nothing found"</w:t>
+              <w:t xml:space="preserve">Iframe loads then says</w:t>
+            </w:r>
+            <w:r>
+              <w:t xml:space="preserve"> </w:t>
+            </w:r>
+            <w:r>
+              <w:t xml:space="preserve">“Sorry, nothing found”</w:t>
             </w:r>
           </w:p>
         </w:tc>
@@ -1965,7 +1995,7 @@
               <w:pStyle w:val="Compact"/>
             </w:pPr>
             <w:r>
-              <w:t xml:space="preserve">Dock-back doesn't work</w:t>
+              <w:t xml:space="preserve">Dock-back doesn’t work</w:t>
             </w:r>
           </w:p>
         </w:tc>
@@ -2003,7 +2033,7 @@
       </w:tr>
     </w:tbl>
     <w:bookmarkEnd w:id="19"/>
-    <w:bookmarkStart w:id="25" w:name="Xbd9414874127986c02bbd901c49d684df0c343d"/>
+    <w:bookmarkStart w:id="25" w:name="what-to-do-next"/>
     <w:p>
       <w:pPr>
         <w:pStyle w:val="Heading2"/>
@@ -2025,7 +2055,7 @@
         <w:pStyle w:val="Compact"/>
         <w:numPr>
           <w:ilvl w:val="0"/>
-          <w:numId w:val="1004"/>
+          <w:numId w:val="1003"/>
         </w:numPr>
       </w:pPr>
       <w:hyperlink r:id="rId20">
@@ -2048,7 +2078,7 @@
         <w:pStyle w:val="Compact"/>
         <w:numPr>
           <w:ilvl w:val="0"/>
-          <w:numId w:val="1004"/>
+          <w:numId w:val="1003"/>
         </w:numPr>
       </w:pPr>
       <w:hyperlink r:id="rId21">
@@ -2071,7 +2101,7 @@
         <w:pStyle w:val="Compact"/>
         <w:numPr>
           <w:ilvl w:val="0"/>
-          <w:numId w:val="1004"/>
+          <w:numId w:val="1003"/>
         </w:numPr>
       </w:pPr>
       <w:hyperlink r:id="rId22">
@@ -2109,7 +2139,7 @@
         <w:pStyle w:val="Compact"/>
         <w:numPr>
           <w:ilvl w:val="0"/>
-          <w:numId w:val="1004"/>
+          <w:numId w:val="1003"/>
         </w:numPr>
       </w:pPr>
       <w:hyperlink r:id="rId23">
@@ -2132,7 +2162,7 @@
         <w:pStyle w:val="Compact"/>
         <w:numPr>
           <w:ilvl w:val="0"/>
-          <w:numId w:val="1004"/>
+          <w:numId w:val="1003"/>
         </w:numPr>
       </w:pPr>
       <w:hyperlink r:id="rId24">
@@ -2147,7 +2177,7 @@
         <w:t xml:space="preserve"> </w:t>
       </w:r>
       <w:r>
-        <w:t xml:space="preserve">— what's cert-ready vs what's mock-only</w:t>
+        <w:t xml:space="preserve">— what’s cert-ready vs what’s mock-only</w:t>
       </w:r>
     </w:p>
     <w:bookmarkEnd w:id="25"/>
@@ -2262,6 +2292,91 @@
       </w:pPr>
     </w:lvl>
   </w:abstractNum>
+  <w:abstractNum w:abstractNumId="99411">
+    <w:nsid w:val="00A99411"/>
+    <w:multiLevelType w:val="multilevel"/>
+    <w:lvl w:ilvl="0">
+      <w:start w:val="1"/>
+      <w:numFmt w:val="decimal"/>
+      <w:lvlText w:val="%1."/>
+      <w:lvlJc w:val="left"/>
+      <w:pPr>
+        <w:ind w:left="720" w:hanging="360"/>
+      </w:pPr>
+    </w:lvl>
+    <w:lvl w:ilvl="1">
+      <w:start w:val="1"/>
+      <w:numFmt w:val="decimal"/>
+      <w:lvlText w:val="%2."/>
+      <w:lvlJc w:val="left"/>
+      <w:pPr>
+        <w:ind w:left="1440" w:hanging="360"/>
+      </w:pPr>
+    </w:lvl>
+    <w:lvl w:ilvl="2">
+      <w:start w:val="1"/>
+      <w:numFmt w:val="decimal"/>
+      <w:lvlText w:val="%3."/>
+      <w:lvlJc w:val="left"/>
+      <w:pPr>
+        <w:ind w:left="2160" w:hanging="360"/>
+      </w:pPr>
+    </w:lvl>
+    <w:lvl w:ilvl="3">
+      <w:start w:val="1"/>
+      <w:numFmt w:val="decimal"/>
+      <w:lvlText w:val="%4."/>
+      <w:lvlJc w:val="left"/>
+      <w:pPr>
+        <w:ind w:left="2880" w:hanging="360"/>
+      </w:pPr>
+    </w:lvl>
+    <w:lvl w:ilvl="4">
+      <w:start w:val="1"/>
+      <w:numFmt w:val="decimal"/>
+      <w:lvlText w:val="%5."/>
+      <w:lvlJc w:val="left"/>
+      <w:pPr>
+        <w:ind w:left="3600" w:hanging="360"/>
+      </w:pPr>
+    </w:lvl>
+    <w:lvl w:ilvl="5">
+      <w:start w:val="1"/>
+      <w:numFmt w:val="decimal"/>
+      <w:lvlText w:val="%6."/>
+      <w:lvlJc w:val="left"/>
+      <w:pPr>
+        <w:ind w:left="4320" w:hanging="360"/>
+      </w:pPr>
+    </w:lvl>
+    <w:lvl w:ilvl="6">
+      <w:start w:val="1"/>
+      <w:numFmt w:val="decimal"/>
+      <w:lvlText w:val="%7."/>
+      <w:lvlJc w:val="left"/>
+      <w:pPr>
+        <w:ind w:left="5040" w:hanging="360"/>
+      </w:pPr>
+    </w:lvl>
+    <w:lvl w:ilvl="7">
+      <w:start w:val="1"/>
+      <w:numFmt w:val="decimal"/>
+      <w:lvlText w:val="%8."/>
+      <w:lvlJc w:val="left"/>
+      <w:pPr>
+        <w:ind w:left="5760" w:hanging="360"/>
+      </w:pPr>
+    </w:lvl>
+    <w:lvl w:ilvl="8">
+      <w:start w:val="1"/>
+      <w:numFmt w:val="decimal"/>
+      <w:lvlText w:val="%9."/>
+      <w:lvlJc w:val="left"/>
+      <w:pPr>
+        <w:ind w:left="6480" w:hanging="360"/>
+      </w:pPr>
+    </w:lvl>
+  </w:abstractNum>
   <w:abstractNum w:abstractNumId="991">
     <w:nsid w:val="0000A991"/>
     <w:multiLevelType w:val="multilevel"/>
@@ -2365,98 +2480,10 @@
       </w:rPr>
     </w:lvl>
   </w:abstractNum>
-  <w:abstractNum w:abstractNumId="99411">
-    <w:nsid w:val="00A99411"/>
-    <w:multiLevelType w:val="multilevel"/>
-    <w:lvl w:ilvl="0">
-      <w:start w:val="1"/>
-      <w:numFmt w:val="decimal"/>
-      <w:lvlText w:val="%1."/>
-      <w:lvlJc w:val="left"/>
-      <w:pPr>
-        <w:ind w:left="720" w:hanging="360"/>
-      </w:pPr>
-    </w:lvl>
-    <w:lvl w:ilvl="1">
-      <w:start w:val="1"/>
-      <w:numFmt w:val="decimal"/>
-      <w:lvlText w:val="%2."/>
-      <w:lvlJc w:val="left"/>
-      <w:pPr>
-        <w:ind w:left="1440" w:hanging="360"/>
-      </w:pPr>
-    </w:lvl>
-    <w:lvl w:ilvl="2">
-      <w:start w:val="1"/>
-      <w:numFmt w:val="decimal"/>
-      <w:lvlText w:val="%3."/>
-      <w:lvlJc w:val="left"/>
-      <w:pPr>
-        <w:ind w:left="2160" w:hanging="360"/>
-      </w:pPr>
-    </w:lvl>
-    <w:lvl w:ilvl="3">
-      <w:start w:val="1"/>
-      <w:numFmt w:val="decimal"/>
-      <w:lvlText w:val="%4."/>
-      <w:lvlJc w:val="left"/>
-      <w:pPr>
-        <w:ind w:left="2880" w:hanging="360"/>
-      </w:pPr>
-    </w:lvl>
-    <w:lvl w:ilvl="4">
-      <w:start w:val="1"/>
-      <w:numFmt w:val="decimal"/>
-      <w:lvlText w:val="%5."/>
-      <w:lvlJc w:val="left"/>
-      <w:pPr>
-        <w:ind w:left="3600" w:hanging="360"/>
-      </w:pPr>
-    </w:lvl>
-    <w:lvl w:ilvl="5">
-      <w:start w:val="1"/>
-      <w:numFmt w:val="decimal"/>
-      <w:lvlText w:val="%6."/>
-      <w:lvlJc w:val="left"/>
-      <w:pPr>
-        <w:ind w:left="4320" w:hanging="360"/>
-      </w:pPr>
-    </w:lvl>
-    <w:lvl w:ilvl="6">
-      <w:start w:val="1"/>
-      <w:numFmt w:val="decimal"/>
-      <w:lvlText w:val="%7."/>
-      <w:lvlJc w:val="left"/>
-      <w:pPr>
-        <w:ind w:left="5040" w:hanging="360"/>
-      </w:pPr>
-    </w:lvl>
-    <w:lvl w:ilvl="7">
-      <w:start w:val="1"/>
-      <w:numFmt w:val="decimal"/>
-      <w:lvlText w:val="%8."/>
-      <w:lvlJc w:val="left"/>
-      <w:pPr>
-        <w:ind w:left="5760" w:hanging="360"/>
-      </w:pPr>
-    </w:lvl>
-    <w:lvl w:ilvl="8">
-      <w:start w:val="1"/>
-      <w:numFmt w:val="decimal"/>
-      <w:lvlText w:val="%9."/>
-      <w:lvlJc w:val="left"/>
-      <w:pPr>
-        <w:ind w:left="6480" w:hanging="360"/>
-      </w:pPr>
-    </w:lvl>
-  </w:abstractNum>
   <w:num w:numId="1000">
     <w:abstractNumId w:val="990"/>
   </w:num>
   <w:num w:numId="1001">
-    <w:abstractNumId w:val="991"/>
-  </w:num>
-  <w:num w:numId="1002">
     <w:abstractNumId w:val="99411"/>
     <w:lvlOverride w:ilvl="0">
       <w:startOverride w:val="1"/>
@@ -2486,10 +2513,10 @@
       <w:startOverride w:val="1"/>
     </w:lvlOverride>
   </w:num>
-  <w:num w:numId="1003">
+  <w:num w:numId="1002">
     <w:abstractNumId w:val="991"/>
   </w:num>
-  <w:num w:numId="1004">
+  <w:num w:numId="1003">
     <w:abstractNumId w:val="99411"/>
     <w:lvlOverride w:ilvl="0">
       <w:startOverride w:val="1"/>
@@ -3184,7 +3211,6 @@
     <w:link w:val="VerbatimChar"/>
     <w:pPr>
       <w:wordWrap w:val="off"/>
-      <w:shd w:val="clear" w:fill="f8f8f8"/>
     </w:pPr>
   </w:style>
   <w:style w:type="character" w:customStyle="1" w:styleId="KeywordTok">
@@ -3192,96 +3218,85 @@
     <w:basedOn w:val="VerbatimChar"/>
     <w:rPr>
       <w:b/>
-      <w:color w:val="204a87"/>
-      <w:shd w:val="clear" w:fill="f8f8f8"/>
+      <w:color w:val="007020"/>
     </w:rPr>
   </w:style>
   <w:style w:type="character" w:customStyle="1" w:styleId="DataTypeTok">
     <w:name w:val="DataTypeTok"/>
     <w:basedOn w:val="VerbatimChar"/>
     <w:rPr>
-      <w:color w:val="204a87"/>
-      <w:shd w:val="clear" w:fill="f8f8f8"/>
+      <w:color w:val="902000"/>
     </w:rPr>
   </w:style>
   <w:style w:type="character" w:customStyle="1" w:styleId="DecValTok">
     <w:name w:val="DecValTok"/>
     <w:basedOn w:val="VerbatimChar"/>
     <w:rPr>
-      <w:color w:val="0000cf"/>
-      <w:shd w:val="clear" w:fill="f8f8f8"/>
+      <w:color w:val="40a070"/>
     </w:rPr>
   </w:style>
   <w:style w:type="character" w:customStyle="1" w:styleId="BaseNTok">
     <w:name w:val="BaseNTok"/>
     <w:basedOn w:val="VerbatimChar"/>
     <w:rPr>
-      <w:color w:val="0000cf"/>
-      <w:shd w:val="clear" w:fill="f8f8f8"/>
+      <w:color w:val="40a070"/>
     </w:rPr>
   </w:style>
   <w:style w:type="character" w:customStyle="1" w:styleId="FloatTok">
     <w:name w:val="FloatTok"/>
     <w:basedOn w:val="VerbatimChar"/>
     <w:rPr>
-      <w:color w:val="0000cf"/>
-      <w:shd w:val="clear" w:fill="f8f8f8"/>
+      <w:color w:val="40a070"/>
     </w:rPr>
   </w:style>
   <w:style w:type="character" w:customStyle="1" w:styleId="ConstantTok">
     <w:name w:val="ConstantTok"/>
     <w:basedOn w:val="VerbatimChar"/>
     <w:rPr>
-      <w:color w:val="8f5902"/>
-      <w:shd w:val="clear" w:fill="f8f8f8"/>
+      <w:color w:val="880000"/>
     </w:rPr>
   </w:style>
   <w:style w:type="character" w:customStyle="1" w:styleId="CharTok">
     <w:name w:val="CharTok"/>
     <w:basedOn w:val="VerbatimChar"/>
     <w:rPr>
-      <w:color w:val="4e9a06"/>
-      <w:shd w:val="clear" w:fill="f8f8f8"/>
+      <w:color w:val="4070a0"/>
     </w:rPr>
   </w:style>
   <w:style w:type="character" w:customStyle="1" w:styleId="SpecialCharTok">
     <w:name w:val="SpecialCharTok"/>
     <w:basedOn w:val="VerbatimChar"/>
     <w:rPr>
-      <w:b/>
-      <w:color w:val="ce5c00"/>
-      <w:shd w:val="clear" w:fill="f8f8f8"/>
+      <w:color w:val="4070a0"/>
     </w:rPr>
   </w:style>
   <w:style w:type="character" w:customStyle="1" w:styleId="StringTok">
     <w:name w:val="StringTok"/>
     <w:basedOn w:val="VerbatimChar"/>
     <w:rPr>
-      <w:color w:val="4e9a06"/>
-      <w:shd w:val="clear" w:fill="f8f8f8"/>
+      <w:color w:val="4070a0"/>
     </w:rPr>
   </w:style>
   <w:style w:type="character" w:customStyle="1" w:styleId="VerbatimStringTok">
     <w:name w:val="VerbatimStringTok"/>
     <w:basedOn w:val="VerbatimChar"/>
     <w:rPr>
-      <w:color w:val="4e9a06"/>
-      <w:shd w:val="clear" w:fill="f8f8f8"/>
+      <w:color w:val="4070a0"/>
     </w:rPr>
   </w:style>
   <w:style w:type="character" w:customStyle="1" w:styleId="SpecialStringTok">
     <w:name w:val="SpecialStringTok"/>
     <w:basedOn w:val="VerbatimChar"/>
     <w:rPr>
-      <w:color w:val="4e9a06"/>
-      <w:shd w:val="clear" w:fill="f8f8f8"/>
+      <w:color w:val="bb6688"/>
     </w:rPr>
   </w:style>
   <w:style w:type="character" w:customStyle="1" w:styleId="ImportTok">
     <w:name w:val="ImportTok"/>
     <w:basedOn w:val="VerbatimChar"/>
     <w:rPr>
-      <w:shd w:val="clear" w:fill="f8f8f8"/>
+      <w:b/>
+      <w:color w:val="008000"/>
     </w:rPr>
   </w:style>
   <w:style w:type="character" w:customStyle="1" w:styleId="CommentTok">
@@ -3289,18 +3304,15 @@
     <w:basedOn w:val="VerbatimChar"/>
     <w:rPr>
       <w:i/>
-      <w:color w:val="8f5902"/>
-      <w:shd w:val="clear" w:fill="f8f8f8"/>
+      <w:color w:val="60a0b0"/>
     </w:rPr>
   </w:style>
   <w:style w:type="character" w:customStyle="1" w:styleId="DocumentationTok">
     <w:name w:val="DocumentationTok"/>
     <w:basedOn w:val="VerbatimChar"/>
     <w:rPr>
-      <w:b/>
       <w:i/>
-      <w:color w:val="8f5902"/>
-      <w:shd w:val="clear" w:fill="f8f8f8"/>
+      <w:color w:val="ba2121"/>
     </w:rPr>
   </w:style>
   <w:style w:type="character" w:customStyle="1" w:styleId="AnnotationTok">
@@ -3309,8 +3321,7 @@
     <w:rPr>
       <w:b/>
       <w:i/>
-      <w:color w:val="8f5902"/>
-      <w:shd w:val="clear" w:fill="f8f8f8"/>
+      <w:color w:val="60a0b0"/>
     </w:rPr>
   </w:style>
   <w:style w:type="character" w:customStyle="1" w:styleId="CommentVarTok">
@@ -3319,33 +3330,28 @@
     <w:rPr>
       <w:b/>
       <w:i/>
-      <w:color w:val="8f5902"/>
-      <w:shd w:val="clear" w:fill="f8f8f8"/>
+      <w:color w:val="60a0b0"/>
     </w:rPr>
   </w:style>
   <w:style w:type="character" w:customStyle="1" w:styleId="OtherTok">
     <w:name w:val="OtherTok"/>
     <w:basedOn w:val="VerbatimChar"/>
     <w:rPr>
-      <w:color w:val="8f5902"/>
-      <w:shd w:val="clear" w:fill="f8f8f8"/>
+      <w:color w:val="007020"/>
     </w:rPr>
   </w:style>
   <w:style w:type="character" w:customStyle="1" w:styleId="FunctionTok">
     <w:name w:val="FunctionTok"/>
     <w:basedOn w:val="VerbatimChar"/>
     <w:rPr>
-      <w:b/>
-      <w:color w:val="204a87"/>
-      <w:shd w:val="clear" w:fill="f8f8f8"/>
+      <w:color w:val="06287e"/>
     </w:rPr>
   </w:style>
   <w:style w:type="character" w:customStyle="1" w:styleId="VariableTok">
     <w:name w:val="VariableTok"/>
     <w:basedOn w:val="VerbatimChar"/>
     <w:rPr>
-      <w:color w:val="000000"/>
-      <w:shd w:val="clear" w:fill="f8f8f8"/>
+      <w:color w:val="19177c"/>
     </w:rPr>
   </w:style>
   <w:style w:type="character" w:customStyle="1" w:styleId="ControlFlowTok">
@@ -3353,56 +3359,46 @@
     <w:basedOn w:val="VerbatimChar"/>
     <w:rPr>
       <w:b/>
-      <w:color w:val="204a87"/>
-      <w:shd w:val="clear" w:fill="f8f8f8"/>
+      <w:color w:val="007020"/>
     </w:rPr>
   </w:style>
   <w:style w:type="character" w:customStyle="1" w:styleId="OperatorTok">
     <w:name w:val="OperatorTok"/>
     <w:basedOn w:val="VerbatimChar"/>
     <w:rPr>
-      <w:b/>
-      <w:color w:val="ce5c00"/>
-      <w:shd w:val="clear" w:fill="f8f8f8"/>
+      <w:color w:val="666666"/>
     </w:rPr>
   </w:style>
   <w:style w:type="character" w:customStyle="1" w:styleId="BuiltInTok">
     <w:name w:val="BuiltInTok"/>
     <w:basedOn w:val="VerbatimChar"/>
     <w:rPr>
-      <w:shd w:val="clear" w:fill="f8f8f8"/>
+      <w:color w:val="008000"/>
     </w:rPr>
   </w:style>
   <w:style w:type="character" w:customStyle="1" w:styleId="ExtensionTok">
     <w:name w:val="ExtensionTok"/>
     <w:basedOn w:val="VerbatimChar"/>
-    <w:rPr>
-      <w:shd w:val="clear" w:fill="f8f8f8"/>
-    </w:rPr>
+    <w:rPr/>
   </w:style>
   <w:style w:type="character" w:customStyle="1" w:styleId="PreprocessorTok">
     <w:name w:val="PreprocessorTok"/>
     <w:basedOn w:val="VerbatimChar"/>
     <w:rPr>
-      <w:i/>
-      <w:color w:val="8f5902"/>
-      <w:shd w:val="clear" w:fill="f8f8f8"/>
+      <w:color w:val="bc7a00"/>
     </w:rPr>
   </w:style>
   <w:style w:type="character" w:customStyle="1" w:styleId="AttributeTok">
     <w:name w:val="AttributeTok"/>
     <w:basedOn w:val="VerbatimChar"/>
     <w:rPr>
-      <w:color w:val="204a87"/>
-      <w:shd w:val="clear" w:fill="f8f8f8"/>
+      <w:color w:val="7d9029"/>
     </w:rPr>
   </w:style>
   <w:style w:type="character" w:customStyle="1" w:styleId="RegionMarkerTok">
     <w:name w:val="RegionMarkerTok"/>
     <w:basedOn w:val="VerbatimChar"/>
-    <w:rPr>
-      <w:shd w:val="clear" w:fill="f8f8f8"/>
-    </w:rPr>
+    <w:rPr/>
   </w:style>
   <w:style w:type="character" w:customStyle="1" w:styleId="InformationTok">
     <w:name w:val="InformationTok"/>
@@ -3410,8 +3406,7 @@
     <w:rPr>
       <w:b/>
       <w:i/>
-      <w:color w:val="8f5902"/>
-      <w:shd w:val="clear" w:fill="f8f8f8"/>
+      <w:color w:val="60a0b0"/>
     </w:rPr>
   </w:style>
   <w:style w:type="character" w:customStyle="1" w:styleId="WarningTok">
@@ -3420,16 +3415,15 @@
     <w:rPr>
       <w:b/>
       <w:i/>
-      <w:color w:val="8f5902"/>
-      <w:shd w:val="clear" w:fill="f8f8f8"/>
+      <w:color w:val="60a0b0"/>
     </w:rPr>
   </w:style>
   <w:style w:type="character" w:customStyle="1" w:styleId="AlertTok">
     <w:name w:val="AlertTok"/>
     <w:basedOn w:val="VerbatimChar"/>
     <w:rPr>
-      <w:color w:val="ef2929"/>
-      <w:shd w:val="clear" w:fill="f8f8f8"/>
+      <w:b/>
+      <w:color w:val="ff0000"/>
     </w:rPr>
   </w:style>
   <w:style w:type="character" w:customStyle="1" w:styleId="ErrorTok">
@@ -3437,16 +3431,13 @@
     <w:basedOn w:val="VerbatimChar"/>
     <w:rPr>
       <w:b/>
-      <w:color w:val="a40000"/>
-      <w:shd w:val="clear" w:fill="f8f8f8"/>
+      <w:color w:val="ff0000"/>
     </w:rPr>
   </w:style>
   <w:style w:type="character" w:customStyle="1" w:styleId="NormalTok">
     <w:name w:val="NormalTok"/>
     <w:basedOn w:val="VerbatimChar"/>
-    <w:rPr>
-      <w:shd w:val="clear" w:fill="f8f8f8"/>
-    </w:rPr>
+    <w:rPr/>
   </w:style>
 </w:styles>
 </file>
